--- a/Website.docx
+++ b/Website.docx
@@ -382,9 +382,259 @@
       </w:r>
     </w:p>
     <w:p/>
+    <w:p>
+      <w:pPr>
+        <w:rPr>
+          <w:b/>
+          <w:bCs/>
+        </w:rPr>
+      </w:pPr>
+    </w:p>
+    <w:p>
+      <w:pPr>
+        <w:rPr>
+          <w:b/>
+          <w:bCs/>
+        </w:rPr>
+      </w:pPr>
+    </w:p>
+    <w:p>
+      <w:pPr>
+        <w:rPr>
+          <w:b/>
+          <w:bCs/>
+        </w:rPr>
+      </w:pPr>
+    </w:p>
+    <w:p>
+      <w:pPr>
+        <w:rPr>
+          <w:b/>
+          <w:bCs/>
+        </w:rPr>
+      </w:pPr>
+    </w:p>
+    <w:p>
+      <w:pPr>
+        <w:rPr>
+          <w:b/>
+          <w:bCs/>
+        </w:rPr>
+      </w:pPr>
+    </w:p>
+    <w:p>
+      <w:pPr>
+        <w:rPr>
+          <w:b/>
+          <w:bCs/>
+        </w:rPr>
+      </w:pPr>
+    </w:p>
+    <w:p>
+      <w:pPr>
+        <w:rPr>
+          <w:b/>
+          <w:bCs/>
+        </w:rPr>
+      </w:pPr>
+    </w:p>
+    <w:p>
+      <w:pPr>
+        <w:rPr>
+          <w:b/>
+          <w:bCs/>
+        </w:rPr>
+      </w:pPr>
+    </w:p>
+    <w:p>
+      <w:pPr>
+        <w:rPr>
+          <w:b/>
+          <w:bCs/>
+        </w:rPr>
+      </w:pPr>
+    </w:p>
+    <w:p>
+      <w:pPr>
+        <w:rPr>
+          <w:b/>
+          <w:bCs/>
+        </w:rPr>
+      </w:pPr>
+    </w:p>
+    <w:p>
+      <w:pPr>
+        <w:rPr>
+          <w:b/>
+          <w:bCs/>
+        </w:rPr>
+      </w:pPr>
+    </w:p>
+    <w:p>
+      <w:pPr>
+        <w:rPr>
+          <w:b/>
+          <w:bCs/>
+        </w:rPr>
+      </w:pPr>
+    </w:p>
+    <w:p>
+      <w:pPr>
+        <w:rPr>
+          <w:b/>
+          <w:bCs/>
+        </w:rPr>
+      </w:pPr>
+    </w:p>
+    <w:p>
+      <w:pPr>
+        <w:rPr>
+          <w:b/>
+          <w:bCs/>
+        </w:rPr>
+      </w:pPr>
+      <w:r>
+        <w:rPr>
+          <w:b/>
+          <w:bCs/>
+        </w:rPr>
+        <w:lastRenderedPageBreak/>
+        <w:t>Including 13,500</w:t>
+      </w:r>
+    </w:p>
+    <w:p>
+      <w:pPr>
+        <w:rPr>
+          <w:b/>
+          <w:bCs/>
+        </w:rPr>
+      </w:pPr>
+      <w:r>
+        <w:rPr>
+          <w:b/>
+          <w:bCs/>
+        </w:rPr>
+        <w:t>Buy – One Time</w:t>
+      </w:r>
+      <w:r>
+        <w:rPr>
+          <w:b/>
+          <w:bCs/>
+        </w:rPr>
+        <w:t xml:space="preserve"> (Your End)</w:t>
+      </w:r>
+    </w:p>
+    <w:p>
+      <w:r>
+        <w:t>3 yr Domain – 5000</w:t>
+      </w:r>
+    </w:p>
+    <w:p>
+      <w:r>
+        <w:t>Web Site Development – 40,000</w:t>
+      </w:r>
+      <w:r>
+        <w:t xml:space="preserve"> (</w:t>
+      </w:r>
+      <w:proofErr w:type="spellStart"/>
+      <w:r>
+        <w:t>upto</w:t>
+      </w:r>
+      <w:proofErr w:type="spellEnd"/>
+      <w:r>
+        <w:t xml:space="preserve"> 5 points)</w:t>
+      </w:r>
+    </w:p>
+    <w:p>
+      <w:pPr>
+        <w:rPr>
+          <w:b/>
+          <w:bCs/>
+        </w:rPr>
+      </w:pPr>
+    </w:p>
+    <w:p>
+      <w:pPr>
+        <w:rPr>
+          <w:b/>
+          <w:bCs/>
+        </w:rPr>
+      </w:pPr>
+      <w:r>
+        <w:rPr>
+          <w:b/>
+          <w:bCs/>
+        </w:rPr>
+        <w:t>Your Services – Per Month</w:t>
+      </w:r>
+    </w:p>
+    <w:p>
+      <w:r>
+        <w:t>Firebase – As per your use (Authentication and Database)</w:t>
+      </w:r>
+    </w:p>
+    <w:p>
+      <w:proofErr w:type="spellStart"/>
+      <w:r>
+        <w:t>Cloudinary</w:t>
+      </w:r>
+      <w:proofErr w:type="spellEnd"/>
+      <w:r>
+        <w:t xml:space="preserve"> – As per your use (</w:t>
+      </w:r>
+      <w:r>
+        <w:t>Storage</w:t>
+      </w:r>
+      <w:r>
+        <w:t>)</w:t>
+      </w:r>
+    </w:p>
+    <w:p>
+      <w:pPr>
+        <w:rPr>
+          <w:lang w:val="en-US"/>
+        </w:rPr>
+      </w:pPr>
+      <w:proofErr w:type="spellStart"/>
+      <w:r>
+        <w:t>RazorPay</w:t>
+      </w:r>
+      <w:proofErr w:type="spellEnd"/>
+      <w:r>
+        <w:t xml:space="preserve"> – As per your use (Payment Gateway)</w:t>
+      </w:r>
+    </w:p>
     <w:p/>
-    <w:p/>
-    <w:p/>
+    <w:p>
+      <w:pPr>
+        <w:rPr>
+          <w:b/>
+          <w:bCs/>
+        </w:rPr>
+      </w:pPr>
+      <w:r>
+        <w:rPr>
+          <w:b/>
+          <w:bCs/>
+        </w:rPr>
+        <w:t>My Services – Per Month</w:t>
+      </w:r>
+    </w:p>
+    <w:p>
+      <w:r>
+        <w:t>Render – 2000 (Backend)</w:t>
+      </w:r>
+    </w:p>
+    <w:p>
+      <w:r>
+        <w:t>Netlify – 1000 (Frontend)</w:t>
+      </w:r>
+    </w:p>
+    <w:p>
+      <w:r>
+        <w:t xml:space="preserve">Maintenance charge as per the development </w:t>
+      </w:r>
+    </w:p>
     <w:p/>
     <w:sectPr>
       <w:pgSz w:w="11906" w:h="16838"/>
